--- a/LAPORAN_TEKNIS_REALISASI_FITUR_ICM_SPONSOR.docx
+++ b/LAPORAN_TEKNIS_REALISASI_FITUR_ICM_SPONSOR.docx
@@ -7,22 +7,30 @@
         <w:spacing w:after="40"/>
         <w:jc w:val="center"/>
         <w:rPr>
+          <w:rFonts w:cs="Times New Roman"/>
+          <w:b/>
           <w:color w:val="auto"/>
+          <w:sz w:val="28"/>
+          <w:szCs w:val="28"/>
         </w:rPr>
       </w:pPr>
       <w:r>
         <w:rPr>
+          <w:rFonts w:cs="Times New Roman"/>
           <w:b/>
           <w:color w:val="auto"/>
-          <w:sz w:val="40"/>
+          <w:sz w:val="28"/>
+          <w:szCs w:val="28"/>
         </w:rPr>
         <w:t xml:space="preserve">LAPORAN TEKNIS </w:t>
       </w:r>
       <w:r>
         <w:rPr>
+          <w:rFonts w:cs="Times New Roman"/>
           <w:b/>
           <w:color w:val="auto"/>
-          <w:sz w:val="40"/>
+          <w:sz w:val="28"/>
+          <w:szCs w:val="28"/>
         </w:rPr>
         <w:t>MANAJEMEN SPONSOR</w:t>
       </w:r>
@@ -32,16 +40,48 @@
         <w:spacing w:after="360"/>
         <w:jc w:val="center"/>
         <w:rPr>
+          <w:rFonts w:cs="Times New Roman"/>
+          <w:b/>
+          <w:iCs/>
           <w:color w:val="auto"/>
+          <w:sz w:val="28"/>
+          <w:szCs w:val="28"/>
         </w:rPr>
       </w:pPr>
       <w:r>
         <w:rPr>
-          <w:i/>
+          <w:rFonts w:cs="Times New Roman"/>
+          <w:b/>
+          <w:iCs/>
           <w:color w:val="auto"/>
-          <w:sz w:val="24"/>
+          <w:sz w:val="28"/>
+          <w:szCs w:val="28"/>
         </w:rPr>
-        <w:t>Sistem Informasi ICM Sponsor — Digital Sponsorship Archive</w:t>
+        <w:t xml:space="preserve">Sistem </w:t>
+      </w:r>
+      <w:proofErr w:type="spellStart"/>
+      <w:r>
+        <w:rPr>
+          <w:rFonts w:cs="Times New Roman"/>
+          <w:b/>
+          <w:iCs/>
+          <w:color w:val="auto"/>
+          <w:sz w:val="28"/>
+          <w:szCs w:val="28"/>
+        </w:rPr>
+        <w:t>Informasi</w:t>
+      </w:r>
+      <w:proofErr w:type="spellEnd"/>
+      <w:r>
+        <w:rPr>
+          <w:rFonts w:cs="Times New Roman"/>
+          <w:b/>
+          <w:iCs/>
+          <w:color w:val="auto"/>
+          <w:sz w:val="28"/>
+          <w:szCs w:val="28"/>
+        </w:rPr>
+        <w:t xml:space="preserve"> ICM Sponsor Digital Sponsorship Archive</w:t>
       </w:r>
     </w:p>
     <w:tbl>
@@ -70,138 +110,169 @@
               <w:spacing w:before="120" w:after="120"/>
               <w:ind w:left="216"/>
               <w:rPr>
+                <w:rFonts w:cs="Times New Roman"/>
+                <w:b/>
                 <w:color w:val="auto"/>
+                <w:sz w:val="28"/>
+                <w:szCs w:val="28"/>
               </w:rPr>
             </w:pPr>
             <w:r>
               <w:rPr>
+                <w:rFonts w:cs="Times New Roman"/>
                 <w:b/>
                 <w:color w:val="auto"/>
+                <w:sz w:val="28"/>
+                <w:szCs w:val="28"/>
               </w:rPr>
               <w:t>Nama Sistem:</w:t>
             </w:r>
             <w:r>
               <w:rPr>
+                <w:rFonts w:cs="Times New Roman"/>
                 <w:b/>
                 <w:color w:val="auto"/>
+                <w:sz w:val="28"/>
+                <w:szCs w:val="28"/>
+              </w:rPr>
+              <w:tab/>
+              <w:t>ICM Sponsor (Sistem Arsip &amp; Manajemen Sponsor Digital)</w:t>
+            </w:r>
+            <w:r>
+              <w:rPr>
+                <w:rFonts w:cs="Times New Roman"/>
+                <w:b/>
+                <w:color w:val="auto"/>
+                <w:sz w:val="28"/>
+                <w:szCs w:val="28"/>
+              </w:rPr>
+              <w:br/>
+              <w:t>Dokumen:</w:t>
+            </w:r>
+            <w:r>
+              <w:rPr>
+                <w:rFonts w:cs="Times New Roman"/>
+                <w:b/>
+                <w:color w:val="auto"/>
+                <w:sz w:val="28"/>
+                <w:szCs w:val="28"/>
               </w:rPr>
               <w:tab/>
             </w:r>
             <w:r>
               <w:rPr>
+                <w:rFonts w:cs="Times New Roman"/>
+                <w:b/>
                 <w:color w:val="auto"/>
+                <w:sz w:val="28"/>
+                <w:szCs w:val="28"/>
               </w:rPr>
-              <w:t>ICM Sponsor (Sistem Arsip &amp; Manajemen Sponsor Digital)</w:t>
+              <w:tab/>
+              <w:t>Laporan Hasil Realisasi Fitur untuk Client</w:t>
             </w:r>
             <w:r>
               <w:rPr>
+                <w:rFonts w:cs="Times New Roman"/>
+                <w:b/>
                 <w:color w:val="auto"/>
+                <w:sz w:val="28"/>
+                <w:szCs w:val="28"/>
               </w:rPr>
               <w:br/>
+              <w:t>Status:</w:t>
             </w:r>
             <w:r>
               <w:rPr>
+                <w:rFonts w:cs="Times New Roman"/>
                 <w:b/>
                 <w:color w:val="auto"/>
-              </w:rPr>
-              <w:t>Dokumen:</w:t>
-            </w:r>
-            <w:r>
-              <w:rPr>
-                <w:b/>
-                <w:color w:val="auto"/>
+                <w:sz w:val="28"/>
+                <w:szCs w:val="28"/>
               </w:rPr>
               <w:tab/>
             </w:r>
             <w:r>
               <w:rPr>
+                <w:rFonts w:cs="Times New Roman"/>
                 <w:b/>
                 <w:color w:val="auto"/>
+                <w:sz w:val="28"/>
+                <w:szCs w:val="28"/>
               </w:rPr>
               <w:tab/>
-            </w:r>
-            <w:r>
-              <w:rPr>
-                <w:color w:val="auto"/>
-              </w:rPr>
-              <w:t>Laporan Hasil Realisasi Fitur untuk Client</w:t>
-            </w:r>
-            <w:r>
-              <w:rPr>
-                <w:color w:val="auto"/>
-              </w:rPr>
-              <w:br/>
-            </w:r>
-            <w:r>
-              <w:rPr>
-                <w:b/>
-                <w:color w:val="auto"/>
-              </w:rPr>
-              <w:t>Status:</w:t>
-            </w:r>
-            <w:r>
-              <w:rPr>
-                <w:b/>
-                <w:color w:val="auto"/>
-              </w:rPr>
-              <w:tab/>
-            </w:r>
-            <w:r>
-              <w:rPr>
-                <w:b/>
-                <w:color w:val="auto"/>
-              </w:rPr>
-              <w:tab/>
-            </w:r>
-            <w:r>
-              <w:rPr>
-                <w:color w:val="auto"/>
-              </w:rPr>
               <w:t xml:space="preserve">Fitur Utama </w:t>
             </w:r>
             <w:r>
               <w:rPr>
+                <w:rFonts w:cs="Times New Roman"/>
+                <w:b/>
                 <w:color w:val="auto"/>
+                <w:sz w:val="28"/>
+                <w:szCs w:val="28"/>
               </w:rPr>
               <w:t>80</w:t>
             </w:r>
             <w:r>
               <w:rPr>
+                <w:rFonts w:cs="Times New Roman"/>
+                <w:b/>
                 <w:color w:val="auto"/>
+                <w:sz w:val="28"/>
+                <w:szCs w:val="28"/>
               </w:rPr>
               <w:t xml:space="preserve">% </w:t>
             </w:r>
             <w:proofErr w:type="spellStart"/>
             <w:r>
               <w:rPr>
+                <w:rFonts w:cs="Times New Roman"/>
+                <w:b/>
                 <w:color w:val="auto"/>
+                <w:sz w:val="28"/>
+                <w:szCs w:val="28"/>
               </w:rPr>
               <w:t>Terealisasi</w:t>
             </w:r>
             <w:proofErr w:type="spellEnd"/>
             <w:r>
               <w:rPr>
+                <w:rFonts w:cs="Times New Roman"/>
+                <w:b/>
                 <w:color w:val="auto"/>
+                <w:sz w:val="28"/>
+                <w:szCs w:val="28"/>
               </w:rPr>
               <w:t xml:space="preserve"> (Production-</w:t>
             </w:r>
             <w:r>
               <w:rPr>
+                <w:rFonts w:cs="Times New Roman"/>
+                <w:b/>
                 <w:color w:val="auto"/>
+                <w:sz w:val="28"/>
+                <w:szCs w:val="28"/>
               </w:rPr>
               <w:t xml:space="preserve">on </w:t>
             </w:r>
             <w:proofErr w:type="spellStart"/>
             <w:r>
               <w:rPr>
+                <w:rFonts w:cs="Times New Roman"/>
+                <w:b/>
                 <w:color w:val="auto"/>
+                <w:sz w:val="28"/>
+                <w:szCs w:val="28"/>
               </w:rPr>
               <w:t>progres</w:t>
             </w:r>
             <w:proofErr w:type="spellEnd"/>
             <w:r>
               <w:rPr>
+                <w:rFonts w:cs="Times New Roman"/>
+                <w:b/>
                 <w:color w:val="auto"/>
+                <w:sz w:val="28"/>
+                <w:szCs w:val="28"/>
               </w:rPr>
               <w:t>)</w:t>
             </w:r>
@@ -213,1842 +284,395 @@
       <w:pPr>
         <w:spacing w:after="240"/>
         <w:rPr>
+          <w:rFonts w:cs="Times New Roman"/>
+          <w:b/>
           <w:color w:val="auto"/>
+          <w:sz w:val="28"/>
+          <w:szCs w:val="28"/>
         </w:rPr>
       </w:pPr>
     </w:p>
     <w:p>
       <w:pPr>
-        <w:keepNext/>
-        <w:pBdr>
-          <w:bottom w:val="single" w:sz="12" w:space="4" w:color="1B365D"/>
-        </w:pBdr>
-        <w:spacing w:before="320" w:after="120"/>
+        <w:spacing w:after="200"/>
         <w:rPr>
+          <w:rFonts w:cs="Times New Roman"/>
+          <w:b/>
           <w:color w:val="auto"/>
+          <w:sz w:val="28"/>
+          <w:szCs w:val="28"/>
         </w:rPr>
       </w:pPr>
       <w:r>
         <w:rPr>
+          <w:rFonts w:cs="Times New Roman"/>
           <w:b/>
           <w:color w:val="auto"/>
           <w:sz w:val="28"/>
+          <w:szCs w:val="28"/>
         </w:rPr>
-        <w:t>1. Ringkasan Eksekutif</w:t>
+        <w:br w:type="page"/>
       </w:r>
     </w:p>
     <w:p>
       <w:pPr>
-        <w:spacing w:after="240"/>
+        <w:spacing w:after="200"/>
+        <w:jc w:val="center"/>
         <w:rPr>
+          <w:rFonts w:cs="Times New Roman"/>
+          <w:b/>
           <w:color w:val="auto"/>
+          <w:sz w:val="28"/>
+          <w:szCs w:val="28"/>
         </w:rPr>
       </w:pPr>
       <w:r>
         <w:rPr>
+          <w:rFonts w:cs="Times New Roman"/>
+          <w:b/>
           <w:color w:val="auto"/>
+          <w:sz w:val="28"/>
+          <w:szCs w:val="28"/>
         </w:rPr>
-        <w:t>Sistem Informasi ICM Sponsor telah selesai dikembangkan sebagai solusi terpusat berbasis web untuk menggantikan pengelolaan data sponsor konvensional (spreadsheet/Excel terpisah). Sistem ini menyediakan mekanisme manajemen data terpadu untuk kontak Person in Charge (PIC), profil perusahaan, riwayat kegiatan/event, pengelompokan kategori, jejak audit (audit trail), serta manajemen hak akses pengguna (Role-Based Access Control / RBAC).</w:t>
+        <w:lastRenderedPageBreak/>
+        <w:t>DAFTAR ISI</w:t>
       </w:r>
     </w:p>
     <w:p>
       <w:pPr>
-        <w:keepNext/>
-        <w:pBdr>
-          <w:bottom w:val="single" w:sz="12" w:space="0" w:color="1B365D"/>
-        </w:pBdr>
-        <w:spacing w:before="320" w:after="120"/>
+        <w:spacing w:after="200"/>
+        <w:jc w:val="center"/>
         <w:rPr>
+          <w:rFonts w:cs="Times New Roman"/>
+          <w:b/>
           <w:color w:val="auto"/>
+          <w:sz w:val="28"/>
+          <w:szCs w:val="28"/>
         </w:rPr>
       </w:pPr>
       <w:r>
         <w:rPr>
+          <w:rFonts w:cs="Times New Roman"/>
           <w:b/>
           <w:color w:val="auto"/>
           <w:sz w:val="28"/>
+          <w:szCs w:val="28"/>
         </w:rPr>
-        <w:t>2. Rincian Fitur yang Telah Terealisasi</w:t>
+        <w:br w:type="page"/>
+      </w:r>
+      <w:r>
+        <w:rPr>
+          <w:rFonts w:cs="Times New Roman"/>
+          <w:b/>
+          <w:color w:val="auto"/>
+          <w:sz w:val="28"/>
+          <w:szCs w:val="28"/>
+        </w:rPr>
+        <w:lastRenderedPageBreak/>
+        <w:t>BAB 1</w:t>
       </w:r>
     </w:p>
     <w:p>
       <w:pPr>
-        <w:keepNext/>
-        <w:pBdr>
-          <w:bottom w:val="single" w:sz="12" w:space="0" w:color="1B365D"/>
-        </w:pBdr>
-        <w:spacing w:before="320" w:after="120"/>
+        <w:spacing w:after="200"/>
         <w:rPr>
+          <w:rFonts w:cs="Times New Roman"/>
+          <w:b/>
           <w:color w:val="auto"/>
+          <w:szCs w:val="24"/>
         </w:rPr>
       </w:pPr>
       <w:r>
         <w:rPr>
+          <w:rFonts w:cs="Times New Roman"/>
           <w:b/>
           <w:color w:val="auto"/>
-          <w:sz w:val="24"/>
+          <w:szCs w:val="24"/>
         </w:rPr>
-        <w:t xml:space="preserve">2.1. Autentikasi, </w:t>
-      </w:r>
-      <w:proofErr w:type="spellStart"/>
-      <w:r>
-        <w:rPr>
-          <w:b/>
-          <w:color w:val="auto"/>
-          <w:sz w:val="24"/>
-        </w:rPr>
-        <w:t>Profil</w:t>
-      </w:r>
-      <w:proofErr w:type="spellEnd"/>
-      <w:r>
-        <w:rPr>
-          <w:b/>
-          <w:color w:val="auto"/>
-          <w:sz w:val="24"/>
-        </w:rPr>
-        <w:t xml:space="preserve">, &amp; </w:t>
-      </w:r>
-      <w:proofErr w:type="spellStart"/>
-      <w:r>
-        <w:rPr>
-          <w:b/>
-          <w:color w:val="auto"/>
-          <w:sz w:val="24"/>
-        </w:rPr>
-        <w:t>Keamanan</w:t>
-      </w:r>
-      <w:proofErr w:type="spellEnd"/>
-      <w:r>
-        <w:rPr>
-          <w:b/>
-          <w:color w:val="auto"/>
-          <w:sz w:val="24"/>
-        </w:rPr>
-        <w:t xml:space="preserve"> Akses</w:t>
+        <w:t>1.RINGKASAN</w:t>
       </w:r>
     </w:p>
     <w:p>
       <w:pPr>
-        <w:pStyle w:val="ListBullet"/>
-        <w:spacing w:after="60"/>
-        <w:rPr>
-          <w:color w:val="auto"/>
-        </w:rPr>
+        <w:ind w:firstLine="720"/>
+        <w:jc w:val="both"/>
       </w:pPr>
+      <w:proofErr w:type="spellStart"/>
       <w:r>
-        <w:rPr>
-          <w:b/>
-          <w:color w:val="auto"/>
-        </w:rPr>
-        <w:t xml:space="preserve">Multi-Role User Access: </w:t>
+        <w:t>Sistem</w:t>
       </w:r>
+      <w:proofErr w:type="spellEnd"/>
       <w:r>
-        <w:rPr>
-          <w:color w:val="auto"/>
-        </w:rPr>
-        <w:t>Terdapat 2 tingkatan hak akses utama:</w:t>
+        <w:t xml:space="preserve"> </w:t>
+      </w:r>
+      <w:proofErr w:type="spellStart"/>
+      <w:r>
+        <w:t>Informasi</w:t>
+      </w:r>
+      <w:proofErr w:type="spellEnd"/>
+      <w:r>
+        <w:t xml:space="preserve"> ICM Sponsor </w:t>
+      </w:r>
+      <w:proofErr w:type="spellStart"/>
+      <w:r>
+        <w:t>telah</w:t>
+      </w:r>
+      <w:proofErr w:type="spellEnd"/>
+      <w:r>
+        <w:t xml:space="preserve"> </w:t>
+      </w:r>
+      <w:proofErr w:type="spellStart"/>
+      <w:r>
+        <w:t>selesai</w:t>
+      </w:r>
+      <w:proofErr w:type="spellEnd"/>
+      <w:r>
+        <w:t xml:space="preserve"> </w:t>
+      </w:r>
+      <w:proofErr w:type="spellStart"/>
+      <w:r>
+        <w:t>dikembangkan</w:t>
+      </w:r>
+      <w:proofErr w:type="spellEnd"/>
+      <w:r>
+        <w:t xml:space="preserve"> </w:t>
+      </w:r>
+      <w:proofErr w:type="spellStart"/>
+      <w:r>
+        <w:t>sebagai</w:t>
+      </w:r>
+      <w:proofErr w:type="spellEnd"/>
+      <w:r>
+        <w:t xml:space="preserve"> </w:t>
+      </w:r>
+      <w:proofErr w:type="spellStart"/>
+      <w:r>
+        <w:t>solusi</w:t>
+      </w:r>
+      <w:proofErr w:type="spellEnd"/>
+      <w:r>
+        <w:t xml:space="preserve"> </w:t>
+      </w:r>
+      <w:proofErr w:type="spellStart"/>
+      <w:r>
+        <w:t>terpusat</w:t>
+      </w:r>
+      <w:proofErr w:type="spellEnd"/>
+      <w:r>
+        <w:t xml:space="preserve"> </w:t>
+      </w:r>
+      <w:proofErr w:type="spellStart"/>
+      <w:r>
+        <w:t>berbasis</w:t>
+      </w:r>
+      <w:proofErr w:type="spellEnd"/>
+      <w:r>
+        <w:t xml:space="preserve"> web </w:t>
+      </w:r>
+      <w:proofErr w:type="spellStart"/>
+      <w:r>
+        <w:t>untuk</w:t>
+      </w:r>
+      <w:proofErr w:type="spellEnd"/>
+      <w:r>
+        <w:t xml:space="preserve"> </w:t>
+      </w:r>
+      <w:proofErr w:type="spellStart"/>
+      <w:r>
+        <w:t>menggantikan</w:t>
+      </w:r>
+      <w:proofErr w:type="spellEnd"/>
+      <w:r>
+        <w:t xml:space="preserve"> </w:t>
+      </w:r>
+      <w:proofErr w:type="spellStart"/>
+      <w:r>
+        <w:t>pengelolaan</w:t>
+      </w:r>
+      <w:proofErr w:type="spellEnd"/>
+      <w:r>
+        <w:t xml:space="preserve"> data sponsor </w:t>
+      </w:r>
+      <w:proofErr w:type="spellStart"/>
+      <w:r>
+        <w:t>konvensional</w:t>
+      </w:r>
+      <w:proofErr w:type="spellEnd"/>
+      <w:r>
+        <w:t xml:space="preserve"> (spreadsheet/Excel </w:t>
+      </w:r>
+      <w:proofErr w:type="spellStart"/>
+      <w:r>
+        <w:t>terpisah</w:t>
+      </w:r>
+      <w:proofErr w:type="spellEnd"/>
+      <w:r>
+        <w:t xml:space="preserve">). </w:t>
+      </w:r>
+      <w:proofErr w:type="spellStart"/>
+      <w:r>
+        <w:t>Sistem</w:t>
+      </w:r>
+      <w:proofErr w:type="spellEnd"/>
+      <w:r>
+        <w:t xml:space="preserve"> </w:t>
+      </w:r>
+      <w:proofErr w:type="spellStart"/>
+      <w:r>
+        <w:t>ini</w:t>
+      </w:r>
+      <w:proofErr w:type="spellEnd"/>
+      <w:r>
+        <w:t xml:space="preserve"> </w:t>
+      </w:r>
+      <w:proofErr w:type="spellStart"/>
+      <w:r>
+        <w:t>menyediakan</w:t>
+      </w:r>
+      <w:proofErr w:type="spellEnd"/>
+      <w:r>
+        <w:t xml:space="preserve"> </w:t>
+      </w:r>
+      <w:proofErr w:type="spellStart"/>
+      <w:r>
+        <w:t>mekanisme</w:t>
+      </w:r>
+      <w:proofErr w:type="spellEnd"/>
+      <w:r>
+        <w:t xml:space="preserve"> </w:t>
+      </w:r>
+      <w:proofErr w:type="spellStart"/>
+      <w:r>
+        <w:t>manajemen</w:t>
+      </w:r>
+      <w:proofErr w:type="spellEnd"/>
+      <w:r>
+        <w:t xml:space="preserve"> data </w:t>
+      </w:r>
+      <w:proofErr w:type="spellStart"/>
+      <w:r>
+        <w:t>terpadu</w:t>
+      </w:r>
+      <w:proofErr w:type="spellEnd"/>
+      <w:r>
+        <w:t xml:space="preserve"> </w:t>
+      </w:r>
+      <w:proofErr w:type="spellStart"/>
+      <w:r>
+        <w:t>untuk</w:t>
+      </w:r>
+      <w:proofErr w:type="spellEnd"/>
+      <w:r>
+        <w:t xml:space="preserve"> </w:t>
+      </w:r>
+      <w:proofErr w:type="spellStart"/>
+      <w:r>
+        <w:t>kontak</w:t>
+      </w:r>
+      <w:proofErr w:type="spellEnd"/>
+      <w:r>
+        <w:t xml:space="preserve"> Person in Charge (PIC), </w:t>
+      </w:r>
+      <w:proofErr w:type="spellStart"/>
+      <w:r>
+        <w:t>profil</w:t>
+      </w:r>
+      <w:proofErr w:type="spellEnd"/>
+      <w:r>
+        <w:t xml:space="preserve"> </w:t>
+      </w:r>
+      <w:proofErr w:type="spellStart"/>
+      <w:r>
+        <w:t>perusahaan</w:t>
+      </w:r>
+      <w:proofErr w:type="spellEnd"/>
+      <w:r>
+        <w:t xml:space="preserve">, </w:t>
+      </w:r>
+      <w:proofErr w:type="spellStart"/>
+      <w:r>
+        <w:t>riwayat</w:t>
+      </w:r>
+      <w:proofErr w:type="spellEnd"/>
+      <w:r>
+        <w:t xml:space="preserve"> </w:t>
+      </w:r>
+      <w:proofErr w:type="spellStart"/>
+      <w:r>
+        <w:t>kegiatan</w:t>
+      </w:r>
+      <w:proofErr w:type="spellEnd"/>
+      <w:r>
+        <w:t xml:space="preserve">/event, </w:t>
+      </w:r>
+      <w:proofErr w:type="spellStart"/>
+      <w:r>
+        <w:t>pengelompokan</w:t>
+      </w:r>
+      <w:proofErr w:type="spellEnd"/>
+      <w:r>
+        <w:t xml:space="preserve"> </w:t>
+      </w:r>
+      <w:proofErr w:type="spellStart"/>
+      <w:r>
+        <w:t>kategori</w:t>
+      </w:r>
+      <w:proofErr w:type="spellEnd"/>
+      <w:r>
+        <w:t xml:space="preserve">, </w:t>
+      </w:r>
+      <w:proofErr w:type="spellStart"/>
+      <w:r>
+        <w:t>jejak</w:t>
+      </w:r>
+      <w:proofErr w:type="spellEnd"/>
+      <w:r>
+        <w:t xml:space="preserve"> audit (audit trail), </w:t>
+      </w:r>
+      <w:proofErr w:type="spellStart"/>
+      <w:r>
+        <w:t>serta</w:t>
+      </w:r>
+      <w:proofErr w:type="spellEnd"/>
+      <w:r>
+        <w:t xml:space="preserve"> </w:t>
+      </w:r>
+      <w:proofErr w:type="spellStart"/>
+      <w:r>
+        <w:t>manajemen</w:t>
+      </w:r>
+      <w:proofErr w:type="spellEnd"/>
+      <w:r>
+        <w:t xml:space="preserve"> </w:t>
+      </w:r>
+      <w:proofErr w:type="spellStart"/>
+      <w:r>
+        <w:t>hak</w:t>
+      </w:r>
+      <w:proofErr w:type="spellEnd"/>
+      <w:r>
+        <w:t xml:space="preserve"> </w:t>
+      </w:r>
+      <w:proofErr w:type="spellStart"/>
+      <w:r>
+        <w:t>akses</w:t>
+      </w:r>
+      <w:proofErr w:type="spellEnd"/>
+      <w:r>
+        <w:t xml:space="preserve"> </w:t>
+      </w:r>
+      <w:proofErr w:type="spellStart"/>
+      <w:r>
+        <w:t>pengguna</w:t>
+      </w:r>
+      <w:proofErr w:type="spellEnd"/>
+      <w:r>
+        <w:t xml:space="preserve"> (Role-Based Access Control / RBAC).</w:t>
       </w:r>
     </w:p>
     <w:p>
       <w:pPr>
-        <w:pStyle w:val="ListBullet2"/>
-        <w:spacing w:after="40"/>
-        <w:rPr>
-          <w:color w:val="auto"/>
-        </w:rPr>
-      </w:pPr>
-      <w:r>
-        <w:rPr>
-          <w:b/>
-          <w:color w:val="auto"/>
-        </w:rPr>
-        <w:t xml:space="preserve">Admin: </w:t>
-      </w:r>
-      <w:r>
-        <w:rPr>
-          <w:color w:val="auto"/>
-        </w:rPr>
-        <w:t xml:space="preserve">Akses </w:t>
-      </w:r>
-      <w:proofErr w:type="spellStart"/>
-      <w:r>
-        <w:rPr>
-          <w:color w:val="auto"/>
-        </w:rPr>
-        <w:t>penuh</w:t>
-      </w:r>
-      <w:proofErr w:type="spellEnd"/>
-      <w:r>
-        <w:rPr>
-          <w:color w:val="auto"/>
-        </w:rPr>
-        <w:t xml:space="preserve"> </w:t>
-      </w:r>
-      <w:proofErr w:type="spellStart"/>
-      <w:r>
-        <w:rPr>
-          <w:color w:val="auto"/>
-        </w:rPr>
-        <w:t>mencakup</w:t>
-      </w:r>
-      <w:proofErr w:type="spellEnd"/>
-      <w:r>
-        <w:rPr>
-          <w:color w:val="auto"/>
-        </w:rPr>
-        <w:t xml:space="preserve"> Create, Read, Update, Delete (CRUD) pada seluruh modul, pengelolaan akun, penyamaran (impersonation), impor/ekspor data, serta jejak audit sistem.</w:t>
-      </w:r>
-    </w:p>
-    <w:p>
-      <w:pPr>
-        <w:pStyle w:val="ListBullet2"/>
-        <w:rPr>
-          <w:color w:val="auto"/>
-        </w:rPr>
-      </w:pPr>
-      <w:r>
-        <w:rPr>
-          <w:b/>
-          <w:color w:val="auto"/>
-        </w:rPr>
-        <w:t xml:space="preserve">Karyawan: </w:t>
-      </w:r>
-      <w:r>
-        <w:rPr>
-          <w:color w:val="auto"/>
-        </w:rPr>
-        <w:t>Akses operasional harian untuk melihat, menambah, mengubah data operasional (Kontak, Perusahaan, Event, Kategori), melakukan ekspor, serta mengelola profil pribadi.</w:t>
-      </w:r>
-    </w:p>
-    <w:p>
-      <w:pPr>
-        <w:pStyle w:val="ListBullet"/>
-        <w:spacing w:after="60"/>
-        <w:rPr>
-          <w:color w:val="auto"/>
-        </w:rPr>
-      </w:pPr>
-      <w:r>
-        <w:rPr>
-          <w:b/>
-          <w:color w:val="auto"/>
-        </w:rPr>
-        <w:t xml:space="preserve">Mekanisme Pendaftaran &amp; Persetujuan (Approval Workflow): </w:t>
-      </w:r>
-      <w:r>
-        <w:rPr>
-          <w:color w:val="auto"/>
-        </w:rPr>
-        <w:t>Pendaftaran mandiri oleh calon karyawan dengan status awal nonaktif/pending hingga mendapatkan verifikasi dan persetujuan dari Admin.</w:t>
-      </w:r>
-    </w:p>
-    <w:p>
-      <w:pPr>
-        <w:pStyle w:val="ListBullet"/>
-        <w:spacing w:after="60"/>
-        <w:rPr>
-          <w:color w:val="auto"/>
-        </w:rPr>
-      </w:pPr>
-      <w:r>
-        <w:rPr>
-          <w:b/>
-          <w:color w:val="auto"/>
-        </w:rPr>
-        <w:t xml:space="preserve">Manajemen Profil Mandiri: </w:t>
-      </w:r>
-      <w:r>
-        <w:rPr>
-          <w:color w:val="auto"/>
-        </w:rPr>
-        <w:t>Pembaruan data pribadi (Nama, Email, No. HP, Divisi), unggah foto profil dengan auto-crop dan optimasi ukuran (dengan fallback avatar inisial), serta pengubahan kata sandi dengan verifikasi kata sandi lama.</w:t>
-      </w:r>
-    </w:p>
-    <w:p>
-      <w:pPr>
-        <w:keepNext/>
-        <w:spacing w:before="240"/>
-        <w:rPr>
-          <w:color w:val="auto"/>
-        </w:rPr>
-      </w:pPr>
-      <w:r>
-        <w:rPr>
-          <w:b/>
-          <w:color w:val="auto"/>
-          <w:sz w:val="24"/>
-        </w:rPr>
-        <w:t>2.2. Dashboard &amp; Visualisasi Data</w:t>
-      </w:r>
-    </w:p>
-    <w:p>
-      <w:pPr>
-        <w:pStyle w:val="ListBullet"/>
-        <w:spacing w:after="60"/>
-        <w:rPr>
-          <w:color w:val="auto"/>
-        </w:rPr>
-      </w:pPr>
-      <w:r>
-        <w:rPr>
-          <w:b/>
-          <w:color w:val="auto"/>
-        </w:rPr>
-        <w:t xml:space="preserve">Kartu Metrik Utama (KPI Cards): </w:t>
-      </w:r>
-      <w:r>
-        <w:rPr>
-          <w:color w:val="auto"/>
-        </w:rPr>
-        <w:t>Menyajikan angka statistik real-time mencakup Total Perusahaan, Total Kontak (disertai % validitas nomor), Jumlah Kontak Terverifikasi, Perlu Dicek (Pending), Tidak Aktif, dan Total Event.</w:t>
-      </w:r>
-    </w:p>
-    <w:p>
-      <w:pPr>
-        <w:pStyle w:val="ListBullet"/>
-        <w:spacing w:after="60"/>
-        <w:rPr>
-          <w:color w:val="auto"/>
-        </w:rPr>
-      </w:pPr>
-      <w:r>
-        <w:rPr>
-          <w:b/>
-          <w:color w:val="auto"/>
-        </w:rPr>
-        <w:t xml:space="preserve">Visualisasi Grafik Interaktif: </w:t>
-      </w:r>
-      <w:r>
-        <w:rPr>
-          <w:color w:val="auto"/>
-        </w:rPr>
-        <w:t>Terdiri dari Grafik Batang Mendatar (Distribusi Event per Kategori) dan Grafik Batang Tegak (Top 5 Event Terbesar berdasarkan jumlah kontak).</w:t>
-      </w:r>
-    </w:p>
-    <w:p>
-      <w:pPr>
-        <w:keepNext/>
-        <w:spacing w:before="240"/>
-        <w:rPr>
-          <w:color w:val="auto"/>
-        </w:rPr>
-      </w:pPr>
-      <w:r>
-        <w:rPr>
-          <w:b/>
-          <w:color w:val="auto"/>
-          <w:sz w:val="24"/>
-        </w:rPr>
-        <w:lastRenderedPageBreak/>
-        <w:t>2.3. Modul Manajemen Data Utama</w:t>
-      </w:r>
-    </w:p>
-    <w:p>
-      <w:pPr>
-        <w:keepNext/>
-        <w:spacing w:after="60"/>
-        <w:rPr>
-          <w:color w:val="auto"/>
-        </w:rPr>
-      </w:pPr>
-      <w:r>
-        <w:rPr>
-          <w:b/>
-          <w:color w:val="auto"/>
-        </w:rPr>
-        <w:t>A. Modul Kontak (PIC Sponsor)</w:t>
-      </w:r>
-    </w:p>
-    <w:p>
-      <w:pPr>
-        <w:pStyle w:val="ListBullet"/>
-        <w:spacing w:after="60"/>
-        <w:rPr>
-          <w:color w:val="auto"/>
-        </w:rPr>
-      </w:pPr>
-      <w:r>
-        <w:rPr>
-          <w:b/>
-          <w:color w:val="auto"/>
-        </w:rPr>
-        <w:t xml:space="preserve">Pencarian &amp; Penyaringan Lanjutan: </w:t>
-      </w:r>
-      <w:r>
-        <w:rPr>
-          <w:color w:val="auto"/>
-        </w:rPr>
-        <w:t>Global Search pada nama perusahaan, nama PIC, dan nomor telepon. Filter multidimensi berdasarkan Event, Kategori Kegiatan, dan Status Verifikasi.</w:t>
-      </w:r>
-    </w:p>
-    <w:p>
-      <w:pPr>
-        <w:pStyle w:val="ListBullet"/>
-        <w:spacing w:after="60"/>
-        <w:rPr>
-          <w:color w:val="auto"/>
-        </w:rPr>
-      </w:pPr>
-      <w:r>
-        <w:rPr>
-          <w:b/>
-          <w:color w:val="auto"/>
-        </w:rPr>
-        <w:t xml:space="preserve">Integrasi WhatsApp Direct: </w:t>
-      </w:r>
-      <w:r>
-        <w:rPr>
-          <w:color w:val="auto"/>
-        </w:rPr>
-        <w:t>Tombol action langsung menuju tautan wa.me sesuai nomor kontak yang terdaftar.</w:t>
-      </w:r>
-    </w:p>
-    <w:p>
-      <w:pPr>
-        <w:pStyle w:val="ListBullet"/>
-        <w:spacing w:after="60"/>
-        <w:rPr>
-          <w:color w:val="auto"/>
-        </w:rPr>
-      </w:pPr>
-      <w:r>
-        <w:rPr>
-          <w:b/>
-          <w:color w:val="auto"/>
-        </w:rPr>
-        <w:t xml:space="preserve">Standarisasi &amp; Validasi Nomor Telepon Otomatis: </w:t>
-      </w:r>
-      <w:r>
-        <w:rPr>
-          <w:color w:val="auto"/>
-        </w:rPr>
-        <w:t>Format nomor dinormalisasi otomatis ke standar internasional Indonesia (628...). Nomor 10–13 digit ditandai Valid / Terverifikasi, sedangkan di luar format standar tetap disimpan dengan status Perlu Dicek.</w:t>
-      </w:r>
-    </w:p>
-    <w:p>
-      <w:pPr>
-        <w:pStyle w:val="ListBullet"/>
-        <w:spacing w:after="60"/>
-        <w:rPr>
-          <w:color w:val="auto"/>
-        </w:rPr>
-      </w:pPr>
-      <w:r>
-        <w:rPr>
-          <w:b/>
-          <w:color w:val="auto"/>
-        </w:rPr>
-        <w:t xml:space="preserve">Deteksi Duplikasi Nomor: </w:t>
-      </w:r>
-      <w:r>
-        <w:rPr>
-          <w:color w:val="auto"/>
-        </w:rPr>
-        <w:t>Indikasi visual (warna baris &amp; badge peringatan) jika ditemukan nomor telepon yang digunakan pada lebih dari satu perusahaan (khusus tampilan Admin).</w:t>
-      </w:r>
-    </w:p>
-    <w:p>
-      <w:pPr>
-        <w:pStyle w:val="ListBullet"/>
-        <w:spacing w:after="60"/>
-        <w:rPr>
-          <w:color w:val="auto"/>
-        </w:rPr>
-      </w:pPr>
-      <w:r>
-        <w:rPr>
-          <w:b/>
-          <w:color w:val="auto"/>
-        </w:rPr>
-        <w:t xml:space="preserve">Pengaturan Tampilan Data: </w:t>
-      </w:r>
-      <w:r>
-        <w:rPr>
-          <w:color w:val="auto"/>
-        </w:rPr>
-        <w:t>Pilihan jumlah data per halaman (pagination) dari 25 hingga 500 baris.</w:t>
-      </w:r>
-    </w:p>
-    <w:p>
-      <w:pPr>
-        <w:keepNext/>
-        <w:spacing w:after="60"/>
-        <w:rPr>
-          <w:color w:val="auto"/>
-        </w:rPr>
-      </w:pPr>
-      <w:r>
-        <w:rPr>
-          <w:b/>
-          <w:color w:val="auto"/>
-        </w:rPr>
-        <w:t>B. Modul Perusahaan (Sponsor)</w:t>
-      </w:r>
-    </w:p>
-    <w:p>
-      <w:pPr>
-        <w:pStyle w:val="ListBullet"/>
-        <w:spacing w:after="60"/>
-        <w:rPr>
-          <w:color w:val="auto"/>
-        </w:rPr>
-      </w:pPr>
-      <w:r>
-        <w:rPr>
-          <w:b/>
-          <w:color w:val="auto"/>
-        </w:rPr>
-        <w:t xml:space="preserve">Penyatuan Nama Baku (Data Normalization): </w:t>
-      </w:r>
-      <w:r>
-        <w:rPr>
-          <w:color w:val="auto"/>
-        </w:rPr>
-        <w:t>Mencegah penggandaan entitas akibat variasi penulisan (misal: 'PT. Kalbe', 'Kalbe Farma', 'kalbe' disatukan ke entitas baku).</w:t>
-      </w:r>
-    </w:p>
-    <w:p>
-      <w:pPr>
-        <w:pStyle w:val="ListBullet"/>
-        <w:spacing w:after="60"/>
-        <w:rPr>
-          <w:color w:val="auto"/>
-        </w:rPr>
-      </w:pPr>
-      <w:r>
-        <w:rPr>
-          <w:b/>
-          <w:color w:val="auto"/>
-        </w:rPr>
-        <w:t xml:space="preserve">Pencatatan Spesifikasi &amp; Quick Create: </w:t>
-      </w:r>
-      <w:r>
-        <w:rPr>
-          <w:color w:val="auto"/>
-        </w:rPr>
-        <w:t>Menyimpan bidang industri, catatan khusus, dan jumlah kontak terafiliasi. Pembuatan perusahaan baru dapat dilakukan inline dari form Kontak.</w:t>
-      </w:r>
-    </w:p>
-    <w:p>
-      <w:pPr>
-        <w:keepNext/>
-        <w:spacing w:after="60"/>
-        <w:rPr>
-          <w:color w:val="auto"/>
-        </w:rPr>
-      </w:pPr>
-      <w:r>
-        <w:rPr>
-          <w:b/>
-          <w:color w:val="auto"/>
-        </w:rPr>
-        <w:t>C. Modul Kegiatan / Event &amp; Kategori</w:t>
-      </w:r>
-    </w:p>
-    <w:p>
-      <w:pPr>
-        <w:pStyle w:val="ListBullet"/>
-        <w:spacing w:after="60"/>
-        <w:rPr>
-          <w:color w:val="auto"/>
-        </w:rPr>
-      </w:pPr>
-      <w:r>
-        <w:rPr>
-          <w:b/>
-          <w:color w:val="auto"/>
-        </w:rPr>
-        <w:t xml:space="preserve">Atribut Kegiatan &amp; Relasi Kontak: </w:t>
-      </w:r>
-      <w:r>
-        <w:rPr>
-          <w:color w:val="auto"/>
-        </w:rPr>
-        <w:t>Pengelolaan nama event, pemetaan kategori, tanggal pelaksanaan (dengan validasi urutan tanggal), lokasi/venue, warna label, serta perhitungan otomatis kontak hadir.</w:t>
-      </w:r>
-    </w:p>
-    <w:p>
-      <w:pPr>
-        <w:pStyle w:val="ListBullet"/>
-        <w:spacing w:after="60"/>
-        <w:rPr>
-          <w:color w:val="auto"/>
-        </w:rPr>
-      </w:pPr>
-      <w:r>
-        <w:rPr>
-          <w:b/>
-          <w:color w:val="auto"/>
-        </w:rPr>
-        <w:t xml:space="preserve">Taksonomi &amp; Konsistensi Pewarnaan: </w:t>
-      </w:r>
-      <w:r>
-        <w:rPr>
-          <w:color w:val="auto"/>
-        </w:rPr>
-        <w:t>Pengelompokan jenis kegiatan (Obgyn, Paru, Gizi Klinik, Anak, dll). Skema warna kategori berlaku secara cascading pada label event, label kontak, dan grafik dashboard.</w:t>
-      </w:r>
-    </w:p>
-    <w:p>
-      <w:pPr>
-        <w:keepNext/>
-        <w:spacing w:before="240"/>
-        <w:rPr>
-          <w:color w:val="auto"/>
-        </w:rPr>
-      </w:pPr>
-      <w:r>
-        <w:rPr>
-          <w:b/>
-          <w:color w:val="auto"/>
-          <w:sz w:val="24"/>
-        </w:rPr>
-        <w:t>2.4. Fitur Unggulan: Engine Impor Data Excel Pintar</w:t>
-      </w:r>
-    </w:p>
-    <w:p>
-      <w:pPr>
-        <w:pStyle w:val="ListBullet"/>
-        <w:spacing w:after="60"/>
-        <w:rPr>
-          <w:color w:val="auto"/>
-        </w:rPr>
-      </w:pPr>
-      <w:r>
-        <w:rPr>
-          <w:b/>
-          <w:color w:val="auto"/>
-        </w:rPr>
-        <w:t xml:space="preserve">Dukungan Format File: </w:t>
-      </w:r>
-      <w:r>
-        <w:rPr>
-          <w:color w:val="auto"/>
-        </w:rPr>
-        <w:t>Mendukung format .xlsx, .xls, .ods, .csv, dan .tsv (maksimal 10 MB).</w:t>
-      </w:r>
-    </w:p>
-    <w:p>
-      <w:pPr>
-        <w:pStyle w:val="ListBullet"/>
-        <w:spacing w:after="60"/>
-        <w:rPr>
-          <w:color w:val="auto"/>
-        </w:rPr>
-      </w:pPr>
-      <w:r>
-        <w:rPr>
-          <w:b/>
-          <w:color w:val="auto"/>
-        </w:rPr>
-        <w:t xml:space="preserve">Dynamic Header &amp; Sheet Mapping: </w:t>
-      </w:r>
-      <w:r>
-        <w:rPr>
-          <w:color w:val="auto"/>
-        </w:rPr>
-        <w:t>Mengenali header kolom fleksibel ('PIC', 'Contact Person', 'Telp', 'No HP') dan mampu membaca seluruh sheet sekaligus.</w:t>
-      </w:r>
-    </w:p>
-    <w:p>
-      <w:pPr>
-        <w:pStyle w:val="ListBullet"/>
-        <w:spacing w:after="60"/>
-        <w:rPr>
-          <w:color w:val="auto"/>
-        </w:rPr>
-      </w:pPr>
-      <w:r>
-        <w:rPr>
-          <w:b/>
-          <w:color w:val="auto"/>
-        </w:rPr>
-        <w:t xml:space="preserve">Smart Data Cleaning: </w:t>
-      </w:r>
-      <w:r>
-        <w:rPr>
-          <w:color w:val="auto"/>
-        </w:rPr>
-        <w:t>Mengabaikan baris sampah secara otomatis (kata kunci: checklist, total, vendor, spanduk, doorprize) dan memecah sel berisi multi-kontak.</w:t>
-      </w:r>
-    </w:p>
-    <w:p>
-      <w:pPr>
-        <w:pStyle w:val="ListBullet"/>
-        <w:spacing w:after="60"/>
-        <w:rPr>
-          <w:color w:val="auto"/>
-        </w:rPr>
-      </w:pPr>
-      <w:r>
-        <w:rPr>
-          <w:b/>
-          <w:color w:val="auto"/>
-        </w:rPr>
-        <w:t xml:space="preserve">Interactive Data Preview &amp; Status: </w:t>
-      </w:r>
-      <w:r>
-        <w:rPr>
-          <w:color w:val="auto"/>
-        </w:rPr>
-        <w:t>Menampilkan pratinjau hasil ekstraksi sebelum disimpan dengan indikator status transparan (Dibuat, Duplikat Telepon, Duplikat Nama, Data Tidak Lengkap).</w:t>
-      </w:r>
-    </w:p>
-    <w:p>
-      <w:pPr>
-        <w:keepNext/>
-        <w:spacing w:before="240"/>
-        <w:rPr>
-          <w:color w:val="auto"/>
-        </w:rPr>
-      </w:pPr>
-      <w:r>
-        <w:rPr>
-          <w:b/>
-          <w:color w:val="auto"/>
-          <w:sz w:val="24"/>
-        </w:rPr>
-        <w:t>2.5. Fitur Ekspor Data &amp; Laporan</w:t>
-      </w:r>
-    </w:p>
-    <w:p>
-      <w:pPr>
-        <w:pStyle w:val="ListBullet"/>
-        <w:spacing w:after="60"/>
-        <w:rPr>
-          <w:color w:val="auto"/>
-        </w:rPr>
-      </w:pPr>
-      <w:r>
-        <w:rPr>
-          <w:b/>
-          <w:color w:val="auto"/>
-        </w:rPr>
-        <w:t xml:space="preserve">Ekspor CSV 1-Klik: </w:t>
-      </w:r>
-      <w:r>
-        <w:rPr>
-          <w:color w:val="auto"/>
-        </w:rPr>
-        <w:t>Mengunduh data kontak sesuai dengan filter dan pencarian yang sedang aktif pada layar.</w:t>
-      </w:r>
-    </w:p>
-    <w:p>
-      <w:pPr>
-        <w:pStyle w:val="ListBullet"/>
-        <w:spacing w:after="60"/>
-        <w:rPr>
-          <w:color w:val="auto"/>
-        </w:rPr>
-      </w:pPr>
-      <w:r>
-        <w:rPr>
-          <w:b/>
-          <w:color w:val="auto"/>
-        </w:rPr>
-        <w:t xml:space="preserve">Encoding UTF-8 BOM: </w:t>
-      </w:r>
-      <w:r>
-        <w:rPr>
-          <w:color w:val="auto"/>
-        </w:rPr>
-        <w:t>Memastikan karakter khusus dan format bahasa Indonesia terbaca sempurna pada Microsoft Excel.</w:t>
-      </w:r>
-    </w:p>
-    <w:p>
-      <w:pPr>
-        <w:keepNext/>
-        <w:spacing w:before="240"/>
-        <w:rPr>
-          <w:color w:val="auto"/>
-        </w:rPr>
-      </w:pPr>
-      <w:r>
-        <w:rPr>
-          <w:b/>
-          <w:color w:val="auto"/>
-          <w:sz w:val="24"/>
-        </w:rPr>
-        <w:lastRenderedPageBreak/>
-        <w:t>2.6. Audit Trail &amp; Manajemen Akses Admin</w:t>
-      </w:r>
-    </w:p>
-    <w:p>
-      <w:pPr>
-        <w:pStyle w:val="ListBullet"/>
-        <w:spacing w:after="60"/>
-        <w:rPr>
-          <w:color w:val="auto"/>
-        </w:rPr>
-      </w:pPr>
-      <w:r>
-        <w:rPr>
-          <w:b/>
-          <w:color w:val="auto"/>
-        </w:rPr>
-        <w:t xml:space="preserve">Histori Aktivitas Sistem: </w:t>
-      </w:r>
-      <w:r>
-        <w:rPr>
-          <w:color w:val="auto"/>
-        </w:rPr>
-        <w:t>Pencatatan riwayat penambahan, pembaruan, dan penghapusan data terperinci dengan komparasi data sebelum &amp; sesudah diubah.</w:t>
-      </w:r>
-    </w:p>
-    <w:p>
-      <w:pPr>
-        <w:pStyle w:val="ListBullet"/>
-        <w:spacing w:after="60"/>
-        <w:rPr>
-          <w:color w:val="auto"/>
-        </w:rPr>
-      </w:pPr>
-      <w:r>
-        <w:rPr>
-          <w:b/>
-          <w:color w:val="auto"/>
-        </w:rPr>
-        <w:t xml:space="preserve">User Impersonation &amp; Matrix Akses: </w:t>
-      </w:r>
-      <w:r>
-        <w:rPr>
-          <w:color w:val="auto"/>
-        </w:rPr>
-        <w:t>Fitur bagi Admin untuk masuk sementara sebagai Karyawan untuk troubleshooting tanpa password, serta pengaturan hak akses granular per modul.</w:t>
-      </w:r>
-    </w:p>
-    <w:p>
-      <w:pPr>
-        <w:keepNext/>
-        <w:pBdr>
-          <w:bottom w:val="single" w:sz="12" w:space="4" w:color="1B365D"/>
-        </w:pBdr>
-        <w:spacing w:before="320" w:after="120"/>
-        <w:rPr>
-          <w:color w:val="auto"/>
-        </w:rPr>
-      </w:pPr>
-      <w:r>
-        <w:rPr>
-          <w:b/>
-          <w:color w:val="auto"/>
-          <w:sz w:val="28"/>
-        </w:rPr>
-        <w:t>3. Matriks Kesiapan Fitur</w:t>
-      </w:r>
-    </w:p>
-    <w:tbl>
-      <w:tblPr>
-        <w:tblW w:w="0" w:type="auto"/>
-        <w:jc w:val="center"/>
-        <w:tblLayout w:type="fixed"/>
-        <w:tblLook w:val="04A0" w:firstRow="1" w:lastRow="0" w:firstColumn="1" w:lastColumn="0" w:noHBand="0" w:noVBand="1"/>
-      </w:tblPr>
-      <w:tblGrid>
-        <w:gridCol w:w="720"/>
-        <w:gridCol w:w="2880"/>
-        <w:gridCol w:w="1872"/>
-        <w:gridCol w:w="3888"/>
-      </w:tblGrid>
-      <w:tr>
-        <w:trPr>
-          <w:cantSplit/>
-          <w:tblHeader/>
-          <w:jc w:val="center"/>
-        </w:trPr>
-        <w:tc>
-          <w:tcPr>
-            <w:tcW w:w="720" w:type="dxa"/>
-            <w:tcBorders>
-              <w:top w:val="single" w:sz="4" w:space="0" w:color="D3D3D3"/>
-              <w:bottom w:val="single" w:sz="4" w:space="0" w:color="D3D3D3"/>
-            </w:tcBorders>
-            <w:shd w:val="clear" w:color="auto" w:fill="1B365D"/>
-            <w:vAlign w:val="center"/>
-          </w:tcPr>
-          <w:p>
-            <w:pPr>
-              <w:spacing w:before="80"/>
-              <w:jc w:val="center"/>
-              <w:rPr>
-                <w:color w:val="auto"/>
-              </w:rPr>
-            </w:pPr>
-            <w:r>
-              <w:rPr>
-                <w:b/>
-                <w:color w:val="auto"/>
-              </w:rPr>
-              <w:t>No</w:t>
-            </w:r>
-          </w:p>
-        </w:tc>
-        <w:tc>
-          <w:tcPr>
-            <w:tcW w:w="2880" w:type="dxa"/>
-            <w:tcBorders>
-              <w:top w:val="single" w:sz="4" w:space="0" w:color="D3D3D3"/>
-              <w:bottom w:val="single" w:sz="4" w:space="0" w:color="D3D3D3"/>
-            </w:tcBorders>
-            <w:shd w:val="clear" w:color="auto" w:fill="1B365D"/>
-            <w:vAlign w:val="center"/>
-          </w:tcPr>
-          <w:p>
-            <w:pPr>
-              <w:spacing w:before="80"/>
-              <w:rPr>
-                <w:color w:val="auto"/>
-              </w:rPr>
-            </w:pPr>
-            <w:r>
-              <w:rPr>
-                <w:b/>
-                <w:color w:val="auto"/>
-              </w:rPr>
-              <w:t>Modul / Fitur</w:t>
-            </w:r>
-          </w:p>
-        </w:tc>
-        <w:tc>
-          <w:tcPr>
-            <w:tcW w:w="1872" w:type="dxa"/>
-            <w:tcBorders>
-              <w:top w:val="single" w:sz="4" w:space="0" w:color="D3D3D3"/>
-              <w:bottom w:val="single" w:sz="4" w:space="0" w:color="D3D3D3"/>
-            </w:tcBorders>
-            <w:shd w:val="clear" w:color="auto" w:fill="1B365D"/>
-            <w:vAlign w:val="center"/>
-          </w:tcPr>
-          <w:p>
-            <w:pPr>
-              <w:spacing w:before="80"/>
-              <w:rPr>
-                <w:color w:val="auto"/>
-              </w:rPr>
-            </w:pPr>
-            <w:r>
-              <w:rPr>
-                <w:b/>
-                <w:color w:val="auto"/>
-              </w:rPr>
-              <w:t>Status Realisasi</w:t>
-            </w:r>
-          </w:p>
-        </w:tc>
-        <w:tc>
-          <w:tcPr>
-            <w:tcW w:w="3888" w:type="dxa"/>
-            <w:tcBorders>
-              <w:top w:val="single" w:sz="4" w:space="0" w:color="D3D3D3"/>
-              <w:bottom w:val="single" w:sz="4" w:space="0" w:color="D3D3D3"/>
-            </w:tcBorders>
-            <w:shd w:val="clear" w:color="auto" w:fill="1B365D"/>
-            <w:vAlign w:val="center"/>
-          </w:tcPr>
-          <w:p>
-            <w:pPr>
-              <w:spacing w:before="80"/>
-              <w:rPr>
-                <w:color w:val="auto"/>
-              </w:rPr>
-            </w:pPr>
-            <w:r>
-              <w:rPr>
-                <w:b/>
-                <w:color w:val="auto"/>
-              </w:rPr>
-              <w:t>Keterangan</w:t>
-            </w:r>
-          </w:p>
-        </w:tc>
-      </w:tr>
-      <w:tr>
-        <w:trPr>
-          <w:cantSplit/>
-          <w:jc w:val="center"/>
-        </w:trPr>
-        <w:tc>
-          <w:tcPr>
-            <w:tcW w:w="720" w:type="dxa"/>
-            <w:tcBorders>
-              <w:top w:val="single" w:sz="4" w:space="0" w:color="D3D3D3"/>
-              <w:bottom w:val="single" w:sz="4" w:space="0" w:color="D3D3D3"/>
-            </w:tcBorders>
-            <w:shd w:val="clear" w:color="auto" w:fill="F9FBFD"/>
-            <w:vAlign w:val="center"/>
-          </w:tcPr>
-          <w:p>
-            <w:pPr>
-              <w:spacing w:before="80"/>
-              <w:jc w:val="center"/>
-              <w:rPr>
-                <w:color w:val="auto"/>
-              </w:rPr>
-            </w:pPr>
-            <w:r>
-              <w:rPr>
-                <w:color w:val="auto"/>
-                <w:sz w:val="20"/>
-              </w:rPr>
-              <w:t>1</w:t>
-            </w:r>
-          </w:p>
-        </w:tc>
-        <w:tc>
-          <w:tcPr>
-            <w:tcW w:w="2880" w:type="dxa"/>
-            <w:tcBorders>
-              <w:top w:val="single" w:sz="4" w:space="0" w:color="D3D3D3"/>
-              <w:bottom w:val="single" w:sz="4" w:space="0" w:color="D3D3D3"/>
-            </w:tcBorders>
-            <w:shd w:val="clear" w:color="auto" w:fill="F9FBFD"/>
-            <w:vAlign w:val="center"/>
-          </w:tcPr>
-          <w:p>
-            <w:pPr>
-              <w:spacing w:before="80"/>
-              <w:rPr>
-                <w:color w:val="auto"/>
-              </w:rPr>
-            </w:pPr>
-            <w:r>
-              <w:rPr>
-                <w:color w:val="auto"/>
-                <w:sz w:val="20"/>
-              </w:rPr>
-              <w:t>Autentikasi &amp; RBAC</w:t>
-            </w:r>
-          </w:p>
-        </w:tc>
-        <w:tc>
-          <w:tcPr>
-            <w:tcW w:w="1872" w:type="dxa"/>
-            <w:tcBorders>
-              <w:top w:val="single" w:sz="4" w:space="0" w:color="D3D3D3"/>
-              <w:bottom w:val="single" w:sz="4" w:space="0" w:color="D3D3D3"/>
-            </w:tcBorders>
-            <w:shd w:val="clear" w:color="auto" w:fill="F9FBFD"/>
-            <w:vAlign w:val="center"/>
-          </w:tcPr>
-          <w:p>
-            <w:pPr>
-              <w:spacing w:before="80"/>
-              <w:rPr>
-                <w:color w:val="auto"/>
-              </w:rPr>
-            </w:pPr>
-            <w:r>
-              <w:rPr>
-                <w:b/>
-                <w:color w:val="auto"/>
-                <w:sz w:val="20"/>
-              </w:rPr>
-              <w:t>100% Selesai</w:t>
-            </w:r>
-          </w:p>
-        </w:tc>
-        <w:tc>
-          <w:tcPr>
-            <w:tcW w:w="3888" w:type="dxa"/>
-            <w:tcBorders>
-              <w:top w:val="single" w:sz="4" w:space="0" w:color="D3D3D3"/>
-              <w:bottom w:val="single" w:sz="4" w:space="0" w:color="D3D3D3"/>
-            </w:tcBorders>
-            <w:shd w:val="clear" w:color="auto" w:fill="F9FBFD"/>
-            <w:vAlign w:val="center"/>
-          </w:tcPr>
-          <w:p>
-            <w:pPr>
-              <w:spacing w:before="80"/>
-              <w:rPr>
-                <w:color w:val="auto"/>
-              </w:rPr>
-            </w:pPr>
-            <w:r>
-              <w:rPr>
-                <w:color w:val="auto"/>
-                <w:sz w:val="20"/>
-              </w:rPr>
-              <w:t>Login, Register, Approval Workflow, Role Admin &amp; Karyawan</w:t>
-            </w:r>
-          </w:p>
-        </w:tc>
-      </w:tr>
-      <w:tr>
-        <w:trPr>
-          <w:cantSplit/>
-          <w:jc w:val="center"/>
-        </w:trPr>
-        <w:tc>
-          <w:tcPr>
-            <w:tcW w:w="720" w:type="dxa"/>
-            <w:tcBorders>
-              <w:top w:val="single" w:sz="4" w:space="0" w:color="D3D3D3"/>
-              <w:bottom w:val="single" w:sz="4" w:space="0" w:color="D3D3D3"/>
-            </w:tcBorders>
-            <w:vAlign w:val="center"/>
-          </w:tcPr>
-          <w:p>
-            <w:pPr>
-              <w:spacing w:before="80"/>
-              <w:jc w:val="center"/>
-              <w:rPr>
-                <w:color w:val="auto"/>
-              </w:rPr>
-            </w:pPr>
-            <w:r>
-              <w:rPr>
-                <w:color w:val="auto"/>
-                <w:sz w:val="20"/>
-              </w:rPr>
-              <w:t>2</w:t>
-            </w:r>
-          </w:p>
-        </w:tc>
-        <w:tc>
-          <w:tcPr>
-            <w:tcW w:w="2880" w:type="dxa"/>
-            <w:tcBorders>
-              <w:top w:val="single" w:sz="4" w:space="0" w:color="D3D3D3"/>
-              <w:bottom w:val="single" w:sz="4" w:space="0" w:color="D3D3D3"/>
-            </w:tcBorders>
-            <w:vAlign w:val="center"/>
-          </w:tcPr>
-          <w:p>
-            <w:pPr>
-              <w:spacing w:before="80"/>
-              <w:rPr>
-                <w:color w:val="auto"/>
-              </w:rPr>
-            </w:pPr>
-            <w:r>
-              <w:rPr>
-                <w:color w:val="auto"/>
-                <w:sz w:val="20"/>
-              </w:rPr>
-              <w:t>Dashboard &amp; Analytics</w:t>
-            </w:r>
-          </w:p>
-        </w:tc>
-        <w:tc>
-          <w:tcPr>
-            <w:tcW w:w="1872" w:type="dxa"/>
-            <w:tcBorders>
-              <w:top w:val="single" w:sz="4" w:space="0" w:color="D3D3D3"/>
-              <w:bottom w:val="single" w:sz="4" w:space="0" w:color="D3D3D3"/>
-            </w:tcBorders>
-            <w:vAlign w:val="center"/>
-          </w:tcPr>
-          <w:p>
-            <w:pPr>
-              <w:spacing w:before="80"/>
-              <w:rPr>
-                <w:color w:val="auto"/>
-              </w:rPr>
-            </w:pPr>
-            <w:r>
-              <w:rPr>
-                <w:b/>
-                <w:color w:val="auto"/>
-                <w:sz w:val="20"/>
-              </w:rPr>
-              <w:t>100% Selesai</w:t>
-            </w:r>
-          </w:p>
-        </w:tc>
-        <w:tc>
-          <w:tcPr>
-            <w:tcW w:w="3888" w:type="dxa"/>
-            <w:tcBorders>
-              <w:top w:val="single" w:sz="4" w:space="0" w:color="D3D3D3"/>
-              <w:bottom w:val="single" w:sz="4" w:space="0" w:color="D3D3D3"/>
-            </w:tcBorders>
-            <w:vAlign w:val="center"/>
-          </w:tcPr>
-          <w:p>
-            <w:pPr>
-              <w:spacing w:before="80"/>
-              <w:rPr>
-                <w:color w:val="auto"/>
-              </w:rPr>
-            </w:pPr>
-            <w:r>
-              <w:rPr>
-                <w:color w:val="auto"/>
-                <w:sz w:val="20"/>
-              </w:rPr>
-              <w:t>Metrik statistik &amp; 2 jenis grafik interaktif</w:t>
-            </w:r>
-          </w:p>
-        </w:tc>
-      </w:tr>
-      <w:tr>
-        <w:trPr>
-          <w:cantSplit/>
-          <w:jc w:val="center"/>
-        </w:trPr>
-        <w:tc>
-          <w:tcPr>
-            <w:tcW w:w="720" w:type="dxa"/>
-            <w:tcBorders>
-              <w:top w:val="single" w:sz="4" w:space="0" w:color="D3D3D3"/>
-              <w:bottom w:val="single" w:sz="4" w:space="0" w:color="D3D3D3"/>
-            </w:tcBorders>
-            <w:shd w:val="clear" w:color="auto" w:fill="F9FBFD"/>
-            <w:vAlign w:val="center"/>
-          </w:tcPr>
-          <w:p>
-            <w:pPr>
-              <w:spacing w:before="80"/>
-              <w:jc w:val="center"/>
-              <w:rPr>
-                <w:color w:val="auto"/>
-              </w:rPr>
-            </w:pPr>
-            <w:r>
-              <w:rPr>
-                <w:color w:val="auto"/>
-                <w:sz w:val="20"/>
-              </w:rPr>
-              <w:t>3</w:t>
-            </w:r>
-          </w:p>
-        </w:tc>
-        <w:tc>
-          <w:tcPr>
-            <w:tcW w:w="2880" w:type="dxa"/>
-            <w:tcBorders>
-              <w:top w:val="single" w:sz="4" w:space="0" w:color="D3D3D3"/>
-              <w:bottom w:val="single" w:sz="4" w:space="0" w:color="D3D3D3"/>
-            </w:tcBorders>
-            <w:shd w:val="clear" w:color="auto" w:fill="F9FBFD"/>
-            <w:vAlign w:val="center"/>
-          </w:tcPr>
-          <w:p>
-            <w:pPr>
-              <w:spacing w:before="80"/>
-              <w:rPr>
-                <w:color w:val="auto"/>
-              </w:rPr>
-            </w:pPr>
-            <w:r>
-              <w:rPr>
-                <w:color w:val="auto"/>
-                <w:sz w:val="20"/>
-              </w:rPr>
-              <w:t>Manajemen Kontak</w:t>
-            </w:r>
-          </w:p>
-        </w:tc>
-        <w:tc>
-          <w:tcPr>
-            <w:tcW w:w="1872" w:type="dxa"/>
-            <w:tcBorders>
-              <w:top w:val="single" w:sz="4" w:space="0" w:color="D3D3D3"/>
-              <w:bottom w:val="single" w:sz="4" w:space="0" w:color="D3D3D3"/>
-            </w:tcBorders>
-            <w:shd w:val="clear" w:color="auto" w:fill="F9FBFD"/>
-            <w:vAlign w:val="center"/>
-          </w:tcPr>
-          <w:p>
-            <w:pPr>
-              <w:spacing w:before="80"/>
-              <w:rPr>
-                <w:color w:val="auto"/>
-              </w:rPr>
-            </w:pPr>
-            <w:r>
-              <w:rPr>
-                <w:b/>
-                <w:color w:val="auto"/>
-                <w:sz w:val="20"/>
-              </w:rPr>
-              <w:t>100% Selesai</w:t>
-            </w:r>
-          </w:p>
-        </w:tc>
-        <w:tc>
-          <w:tcPr>
-            <w:tcW w:w="3888" w:type="dxa"/>
-            <w:tcBorders>
-              <w:top w:val="single" w:sz="4" w:space="0" w:color="D3D3D3"/>
-              <w:bottom w:val="single" w:sz="4" w:space="0" w:color="D3D3D3"/>
-            </w:tcBorders>
-            <w:shd w:val="clear" w:color="auto" w:fill="F9FBFD"/>
-            <w:vAlign w:val="center"/>
-          </w:tcPr>
-          <w:p>
-            <w:pPr>
-              <w:spacing w:before="80"/>
-              <w:rPr>
-                <w:color w:val="auto"/>
-              </w:rPr>
-            </w:pPr>
-            <w:r>
-              <w:rPr>
-                <w:color w:val="auto"/>
-                <w:sz w:val="20"/>
-              </w:rPr>
-              <w:t>CRUD, Validasi WA/No HP, Filter, Search, Pagination</w:t>
-            </w:r>
-          </w:p>
-        </w:tc>
-      </w:tr>
-      <w:tr>
-        <w:trPr>
-          <w:cantSplit/>
-          <w:jc w:val="center"/>
-        </w:trPr>
-        <w:tc>
-          <w:tcPr>
-            <w:tcW w:w="720" w:type="dxa"/>
-            <w:tcBorders>
-              <w:top w:val="single" w:sz="4" w:space="0" w:color="D3D3D3"/>
-              <w:bottom w:val="single" w:sz="4" w:space="0" w:color="D3D3D3"/>
-            </w:tcBorders>
-            <w:vAlign w:val="center"/>
-          </w:tcPr>
-          <w:p>
-            <w:pPr>
-              <w:spacing w:before="80"/>
-              <w:jc w:val="center"/>
-              <w:rPr>
-                <w:color w:val="auto"/>
-              </w:rPr>
-            </w:pPr>
-            <w:r>
-              <w:rPr>
-                <w:color w:val="auto"/>
-                <w:sz w:val="20"/>
-              </w:rPr>
-              <w:t>4</w:t>
-            </w:r>
-          </w:p>
-        </w:tc>
-        <w:tc>
-          <w:tcPr>
-            <w:tcW w:w="2880" w:type="dxa"/>
-            <w:tcBorders>
-              <w:top w:val="single" w:sz="4" w:space="0" w:color="D3D3D3"/>
-              <w:bottom w:val="single" w:sz="4" w:space="0" w:color="D3D3D3"/>
-            </w:tcBorders>
-            <w:vAlign w:val="center"/>
-          </w:tcPr>
-          <w:p>
-            <w:pPr>
-              <w:spacing w:before="80"/>
-              <w:rPr>
-                <w:color w:val="auto"/>
-              </w:rPr>
-            </w:pPr>
-            <w:r>
-              <w:rPr>
-                <w:color w:val="auto"/>
-                <w:sz w:val="20"/>
-              </w:rPr>
-              <w:t>Manajemen Perusahaan</w:t>
-            </w:r>
-          </w:p>
-        </w:tc>
-        <w:tc>
-          <w:tcPr>
-            <w:tcW w:w="1872" w:type="dxa"/>
-            <w:tcBorders>
-              <w:top w:val="single" w:sz="4" w:space="0" w:color="D3D3D3"/>
-              <w:bottom w:val="single" w:sz="4" w:space="0" w:color="D3D3D3"/>
-            </w:tcBorders>
-            <w:vAlign w:val="center"/>
-          </w:tcPr>
-          <w:p>
-            <w:pPr>
-              <w:spacing w:before="80"/>
-              <w:rPr>
-                <w:color w:val="auto"/>
-              </w:rPr>
-            </w:pPr>
-            <w:r>
-              <w:rPr>
-                <w:b/>
-                <w:color w:val="auto"/>
-                <w:sz w:val="20"/>
-              </w:rPr>
-              <w:t>100% Selesai</w:t>
-            </w:r>
-          </w:p>
-        </w:tc>
-        <w:tc>
-          <w:tcPr>
-            <w:tcW w:w="3888" w:type="dxa"/>
-            <w:tcBorders>
-              <w:top w:val="single" w:sz="4" w:space="0" w:color="D3D3D3"/>
-              <w:bottom w:val="single" w:sz="4" w:space="0" w:color="D3D3D3"/>
-            </w:tcBorders>
-            <w:vAlign w:val="center"/>
-          </w:tcPr>
-          <w:p>
-            <w:pPr>
-              <w:spacing w:before="80"/>
-              <w:rPr>
-                <w:color w:val="auto"/>
-              </w:rPr>
-            </w:pPr>
-            <w:r>
-              <w:rPr>
-                <w:color w:val="auto"/>
-                <w:sz w:val="20"/>
-              </w:rPr>
-              <w:t>Standarisasi nama entitas baku &amp; relasi ke kontak</w:t>
-            </w:r>
-          </w:p>
-        </w:tc>
-      </w:tr>
-      <w:tr>
-        <w:trPr>
-          <w:cantSplit/>
-          <w:jc w:val="center"/>
-        </w:trPr>
-        <w:tc>
-          <w:tcPr>
-            <w:tcW w:w="720" w:type="dxa"/>
-            <w:tcBorders>
-              <w:top w:val="single" w:sz="4" w:space="0" w:color="D3D3D3"/>
-              <w:bottom w:val="single" w:sz="4" w:space="0" w:color="D3D3D3"/>
-            </w:tcBorders>
-            <w:shd w:val="clear" w:color="auto" w:fill="F9FBFD"/>
-            <w:vAlign w:val="center"/>
-          </w:tcPr>
-          <w:p>
-            <w:pPr>
-              <w:spacing w:before="80"/>
-              <w:jc w:val="center"/>
-              <w:rPr>
-                <w:color w:val="auto"/>
-              </w:rPr>
-            </w:pPr>
-            <w:r>
-              <w:rPr>
-                <w:color w:val="auto"/>
-                <w:sz w:val="20"/>
-              </w:rPr>
-              <w:t>5</w:t>
-            </w:r>
-          </w:p>
-        </w:tc>
-        <w:tc>
-          <w:tcPr>
-            <w:tcW w:w="2880" w:type="dxa"/>
-            <w:tcBorders>
-              <w:top w:val="single" w:sz="4" w:space="0" w:color="D3D3D3"/>
-              <w:bottom w:val="single" w:sz="4" w:space="0" w:color="D3D3D3"/>
-            </w:tcBorders>
-            <w:shd w:val="clear" w:color="auto" w:fill="F9FBFD"/>
-            <w:vAlign w:val="center"/>
-          </w:tcPr>
-          <w:p>
-            <w:pPr>
-              <w:spacing w:before="80"/>
-              <w:rPr>
-                <w:color w:val="auto"/>
-              </w:rPr>
-            </w:pPr>
-            <w:r>
-              <w:rPr>
-                <w:color w:val="auto"/>
-                <w:sz w:val="20"/>
-              </w:rPr>
-              <w:t>Manajemen Event &amp; Kategori</w:t>
-            </w:r>
-          </w:p>
-        </w:tc>
-        <w:tc>
-          <w:tcPr>
-            <w:tcW w:w="1872" w:type="dxa"/>
-            <w:tcBorders>
-              <w:top w:val="single" w:sz="4" w:space="0" w:color="D3D3D3"/>
-              <w:bottom w:val="single" w:sz="4" w:space="0" w:color="D3D3D3"/>
-            </w:tcBorders>
-            <w:shd w:val="clear" w:color="auto" w:fill="F9FBFD"/>
-            <w:vAlign w:val="center"/>
-          </w:tcPr>
-          <w:p>
-            <w:pPr>
-              <w:spacing w:before="80"/>
-              <w:rPr>
-                <w:color w:val="auto"/>
-              </w:rPr>
-            </w:pPr>
-            <w:r>
-              <w:rPr>
-                <w:b/>
-                <w:color w:val="auto"/>
-                <w:sz w:val="20"/>
-              </w:rPr>
-              <w:t>100% Selesai</w:t>
-            </w:r>
-          </w:p>
-        </w:tc>
-        <w:tc>
-          <w:tcPr>
-            <w:tcW w:w="3888" w:type="dxa"/>
-            <w:tcBorders>
-              <w:top w:val="single" w:sz="4" w:space="0" w:color="D3D3D3"/>
-              <w:bottom w:val="single" w:sz="4" w:space="0" w:color="D3D3D3"/>
-            </w:tcBorders>
-            <w:shd w:val="clear" w:color="auto" w:fill="F9FBFD"/>
-            <w:vAlign w:val="center"/>
-          </w:tcPr>
-          <w:p>
-            <w:pPr>
-              <w:spacing w:before="80"/>
-              <w:rPr>
-                <w:color w:val="auto"/>
-              </w:rPr>
-            </w:pPr>
-            <w:r>
-              <w:rPr>
-                <w:color w:val="auto"/>
-                <w:sz w:val="20"/>
-              </w:rPr>
-              <w:t>Pemetaan warna, tanggal event, &amp; hierarki kategori</w:t>
-            </w:r>
-          </w:p>
-        </w:tc>
-      </w:tr>
-      <w:tr>
-        <w:trPr>
-          <w:cantSplit/>
-          <w:jc w:val="center"/>
-        </w:trPr>
-        <w:tc>
-          <w:tcPr>
-            <w:tcW w:w="720" w:type="dxa"/>
-            <w:tcBorders>
-              <w:top w:val="single" w:sz="4" w:space="0" w:color="D3D3D3"/>
-              <w:bottom w:val="single" w:sz="4" w:space="0" w:color="D3D3D3"/>
-            </w:tcBorders>
-            <w:vAlign w:val="center"/>
-          </w:tcPr>
-          <w:p>
-            <w:pPr>
-              <w:spacing w:before="80"/>
-              <w:jc w:val="center"/>
-              <w:rPr>
-                <w:color w:val="auto"/>
-              </w:rPr>
-            </w:pPr>
-            <w:r>
-              <w:rPr>
-                <w:color w:val="auto"/>
-                <w:sz w:val="20"/>
-              </w:rPr>
-              <w:t>6</w:t>
-            </w:r>
-          </w:p>
-        </w:tc>
-        <w:tc>
-          <w:tcPr>
-            <w:tcW w:w="2880" w:type="dxa"/>
-            <w:tcBorders>
-              <w:top w:val="single" w:sz="4" w:space="0" w:color="D3D3D3"/>
-              <w:bottom w:val="single" w:sz="4" w:space="0" w:color="D3D3D3"/>
-            </w:tcBorders>
-            <w:vAlign w:val="center"/>
-          </w:tcPr>
-          <w:p>
-            <w:pPr>
-              <w:spacing w:before="80"/>
-              <w:rPr>
-                <w:color w:val="auto"/>
-              </w:rPr>
-            </w:pPr>
-            <w:r>
-              <w:rPr>
-                <w:color w:val="auto"/>
-                <w:sz w:val="20"/>
-              </w:rPr>
-              <w:t>Smart Import Engine</w:t>
-            </w:r>
-          </w:p>
-        </w:tc>
-        <w:tc>
-          <w:tcPr>
-            <w:tcW w:w="1872" w:type="dxa"/>
-            <w:tcBorders>
-              <w:top w:val="single" w:sz="4" w:space="0" w:color="D3D3D3"/>
-              <w:bottom w:val="single" w:sz="4" w:space="0" w:color="D3D3D3"/>
-            </w:tcBorders>
-            <w:vAlign w:val="center"/>
-          </w:tcPr>
-          <w:p>
-            <w:pPr>
-              <w:spacing w:before="80"/>
-              <w:rPr>
-                <w:color w:val="auto"/>
-              </w:rPr>
-            </w:pPr>
-            <w:r>
-              <w:rPr>
-                <w:b/>
-                <w:color w:val="auto"/>
-                <w:sz w:val="20"/>
-              </w:rPr>
-              <w:t>100% Selesai</w:t>
-            </w:r>
-          </w:p>
-        </w:tc>
-        <w:tc>
-          <w:tcPr>
-            <w:tcW w:w="3888" w:type="dxa"/>
-            <w:tcBorders>
-              <w:top w:val="single" w:sz="4" w:space="0" w:color="D3D3D3"/>
-              <w:bottom w:val="single" w:sz="4" w:space="0" w:color="D3D3D3"/>
-            </w:tcBorders>
-            <w:vAlign w:val="center"/>
-          </w:tcPr>
-          <w:p>
-            <w:pPr>
-              <w:spacing w:before="80"/>
-              <w:rPr>
-                <w:color w:val="auto"/>
-              </w:rPr>
-            </w:pPr>
-            <w:r>
-              <w:rPr>
-                <w:color w:val="auto"/>
-                <w:sz w:val="20"/>
-              </w:rPr>
-              <w:t>Multi-format, Auto-mapping, Pre-validation &amp; Preview</w:t>
-            </w:r>
-          </w:p>
-        </w:tc>
-      </w:tr>
-      <w:tr>
-        <w:trPr>
-          <w:cantSplit/>
-          <w:jc w:val="center"/>
-        </w:trPr>
-        <w:tc>
-          <w:tcPr>
-            <w:tcW w:w="720" w:type="dxa"/>
-            <w:tcBorders>
-              <w:top w:val="single" w:sz="4" w:space="0" w:color="D3D3D3"/>
-              <w:bottom w:val="single" w:sz="4" w:space="0" w:color="D3D3D3"/>
-            </w:tcBorders>
-            <w:shd w:val="clear" w:color="auto" w:fill="F9FBFD"/>
-            <w:vAlign w:val="center"/>
-          </w:tcPr>
-          <w:p>
-            <w:pPr>
-              <w:spacing w:before="80"/>
-              <w:jc w:val="center"/>
-              <w:rPr>
-                <w:color w:val="auto"/>
-              </w:rPr>
-            </w:pPr>
-            <w:r>
-              <w:rPr>
-                <w:color w:val="auto"/>
-                <w:sz w:val="20"/>
-              </w:rPr>
-              <w:t>7</w:t>
-            </w:r>
-          </w:p>
-        </w:tc>
-        <w:tc>
-          <w:tcPr>
-            <w:tcW w:w="2880" w:type="dxa"/>
-            <w:tcBorders>
-              <w:top w:val="single" w:sz="4" w:space="0" w:color="D3D3D3"/>
-              <w:bottom w:val="single" w:sz="4" w:space="0" w:color="D3D3D3"/>
-            </w:tcBorders>
-            <w:shd w:val="clear" w:color="auto" w:fill="F9FBFD"/>
-            <w:vAlign w:val="center"/>
-          </w:tcPr>
-          <w:p>
-            <w:pPr>
-              <w:spacing w:before="80"/>
-              <w:rPr>
-                <w:color w:val="auto"/>
-              </w:rPr>
-            </w:pPr>
-            <w:r>
-              <w:rPr>
-                <w:color w:val="auto"/>
-                <w:sz w:val="20"/>
-              </w:rPr>
-              <w:t>Ekspor Laporan CSV</w:t>
-            </w:r>
-          </w:p>
-        </w:tc>
-        <w:tc>
-          <w:tcPr>
-            <w:tcW w:w="1872" w:type="dxa"/>
-            <w:tcBorders>
-              <w:top w:val="single" w:sz="4" w:space="0" w:color="D3D3D3"/>
-              <w:bottom w:val="single" w:sz="4" w:space="0" w:color="D3D3D3"/>
-            </w:tcBorders>
-            <w:shd w:val="clear" w:color="auto" w:fill="F9FBFD"/>
-            <w:vAlign w:val="center"/>
-          </w:tcPr>
-          <w:p>
-            <w:pPr>
-              <w:spacing w:before="80"/>
-              <w:rPr>
-                <w:color w:val="auto"/>
-              </w:rPr>
-            </w:pPr>
-            <w:r>
-              <w:rPr>
-                <w:b/>
-                <w:color w:val="auto"/>
-                <w:sz w:val="20"/>
-              </w:rPr>
-              <w:t>100% Selesai</w:t>
-            </w:r>
-          </w:p>
-        </w:tc>
-        <w:tc>
-          <w:tcPr>
-            <w:tcW w:w="3888" w:type="dxa"/>
-            <w:tcBorders>
-              <w:top w:val="single" w:sz="4" w:space="0" w:color="D3D3D3"/>
-              <w:bottom w:val="single" w:sz="4" w:space="0" w:color="D3D3D3"/>
-            </w:tcBorders>
-            <w:shd w:val="clear" w:color="auto" w:fill="F9FBFD"/>
-            <w:vAlign w:val="center"/>
-          </w:tcPr>
-          <w:p>
-            <w:pPr>
-              <w:spacing w:before="80"/>
-              <w:rPr>
-                <w:color w:val="auto"/>
-              </w:rPr>
-            </w:pPr>
-            <w:r>
-              <w:rPr>
-                <w:color w:val="auto"/>
-                <w:sz w:val="20"/>
-              </w:rPr>
-              <w:t>Export filtered data dengan dukungan UTF-8 BOM</w:t>
-            </w:r>
-          </w:p>
-        </w:tc>
-      </w:tr>
-      <w:tr>
-        <w:trPr>
-          <w:cantSplit/>
-          <w:jc w:val="center"/>
-        </w:trPr>
-        <w:tc>
-          <w:tcPr>
-            <w:tcW w:w="720" w:type="dxa"/>
-            <w:tcBorders>
-              <w:top w:val="single" w:sz="4" w:space="0" w:color="D3D3D3"/>
-              <w:bottom w:val="single" w:sz="4" w:space="0" w:color="D3D3D3"/>
-            </w:tcBorders>
-            <w:vAlign w:val="center"/>
-          </w:tcPr>
-          <w:p>
-            <w:pPr>
-              <w:spacing w:before="80"/>
-              <w:jc w:val="center"/>
-              <w:rPr>
-                <w:color w:val="auto"/>
-              </w:rPr>
-            </w:pPr>
-            <w:r>
-              <w:rPr>
-                <w:color w:val="auto"/>
-                <w:sz w:val="20"/>
-              </w:rPr>
-              <w:t>8</w:t>
-            </w:r>
-          </w:p>
-        </w:tc>
-        <w:tc>
-          <w:tcPr>
-            <w:tcW w:w="2880" w:type="dxa"/>
-            <w:tcBorders>
-              <w:top w:val="single" w:sz="4" w:space="0" w:color="D3D3D3"/>
-              <w:bottom w:val="single" w:sz="4" w:space="0" w:color="D3D3D3"/>
-            </w:tcBorders>
-            <w:vAlign w:val="center"/>
-          </w:tcPr>
-          <w:p>
-            <w:pPr>
-              <w:spacing w:before="80"/>
-              <w:rPr>
-                <w:color w:val="auto"/>
-              </w:rPr>
-            </w:pPr>
-            <w:r>
-              <w:rPr>
-                <w:color w:val="auto"/>
-                <w:sz w:val="20"/>
-              </w:rPr>
-              <w:t>Audit Trail / Histori</w:t>
-            </w:r>
-          </w:p>
-        </w:tc>
-        <w:tc>
-          <w:tcPr>
-            <w:tcW w:w="1872" w:type="dxa"/>
-            <w:tcBorders>
-              <w:top w:val="single" w:sz="4" w:space="0" w:color="D3D3D3"/>
-              <w:bottom w:val="single" w:sz="4" w:space="0" w:color="D3D3D3"/>
-            </w:tcBorders>
-            <w:vAlign w:val="center"/>
-          </w:tcPr>
-          <w:p>
-            <w:pPr>
-              <w:spacing w:before="80"/>
-              <w:rPr>
-                <w:color w:val="auto"/>
-              </w:rPr>
-            </w:pPr>
-            <w:r>
-              <w:rPr>
-                <w:b/>
-                <w:color w:val="auto"/>
-                <w:sz w:val="20"/>
-              </w:rPr>
-              <w:t>100% Selesai</w:t>
-            </w:r>
-          </w:p>
-        </w:tc>
-        <w:tc>
-          <w:tcPr>
-            <w:tcW w:w="3888" w:type="dxa"/>
-            <w:tcBorders>
-              <w:top w:val="single" w:sz="4" w:space="0" w:color="D3D3D3"/>
-              <w:bottom w:val="single" w:sz="4" w:space="0" w:color="D3D3D3"/>
-            </w:tcBorders>
-            <w:vAlign w:val="center"/>
-          </w:tcPr>
-          <w:p>
-            <w:pPr>
-              <w:spacing w:before="80"/>
-              <w:rPr>
-                <w:color w:val="auto"/>
-              </w:rPr>
-            </w:pPr>
-            <w:r>
-              <w:rPr>
-                <w:color w:val="auto"/>
-                <w:sz w:val="20"/>
-              </w:rPr>
-              <w:t>Pencatatan log aktivitas granular berdasarkan role</w:t>
-            </w:r>
-          </w:p>
-        </w:tc>
-      </w:tr>
-    </w:tbl>
-    <w:p>
-      <w:pPr>
-        <w:spacing w:after="240"/>
-        <w:rPr>
-          <w:color w:val="auto"/>
-        </w:rPr>
+        <w:jc w:val="both"/>
       </w:pPr>
     </w:p>
     <w:sectPr>
@@ -2234,6 +858,97 @@
       </w:rPr>
     </w:lvl>
   </w:abstractNum>
+  <w:abstractNum w:abstractNumId="9" w15:restartNumberingAfterBreak="0">
+    <w:nsid w:val="1DE22E06"/>
+    <w:multiLevelType w:val="hybridMultilevel"/>
+    <w:tmpl w:val="91A6FE5C"/>
+    <w:lvl w:ilvl="0" w:tplc="F2ECE206">
+      <w:start w:val="1"/>
+      <w:numFmt w:val="decimal"/>
+      <w:lvlText w:val="%1."/>
+      <w:lvlJc w:val="left"/>
+      <w:pPr>
+        <w:ind w:left="720" w:hanging="360"/>
+      </w:pPr>
+      <w:rPr>
+        <w:rFonts w:hint="default"/>
+        <w:b/>
+        <w:sz w:val="28"/>
+      </w:rPr>
+    </w:lvl>
+    <w:lvl w:ilvl="1" w:tplc="04090019" w:tentative="1">
+      <w:start w:val="1"/>
+      <w:numFmt w:val="lowerLetter"/>
+      <w:lvlText w:val="%2."/>
+      <w:lvlJc w:val="left"/>
+      <w:pPr>
+        <w:ind w:left="1440" w:hanging="360"/>
+      </w:pPr>
+    </w:lvl>
+    <w:lvl w:ilvl="2" w:tplc="0409001B" w:tentative="1">
+      <w:start w:val="1"/>
+      <w:numFmt w:val="lowerRoman"/>
+      <w:lvlText w:val="%3."/>
+      <w:lvlJc w:val="right"/>
+      <w:pPr>
+        <w:ind w:left="2160" w:hanging="180"/>
+      </w:pPr>
+    </w:lvl>
+    <w:lvl w:ilvl="3" w:tplc="0409000F" w:tentative="1">
+      <w:start w:val="1"/>
+      <w:numFmt w:val="decimal"/>
+      <w:lvlText w:val="%4."/>
+      <w:lvlJc w:val="left"/>
+      <w:pPr>
+        <w:ind w:left="2880" w:hanging="360"/>
+      </w:pPr>
+    </w:lvl>
+    <w:lvl w:ilvl="4" w:tplc="04090019" w:tentative="1">
+      <w:start w:val="1"/>
+      <w:numFmt w:val="lowerLetter"/>
+      <w:lvlText w:val="%5."/>
+      <w:lvlJc w:val="left"/>
+      <w:pPr>
+        <w:ind w:left="3600" w:hanging="360"/>
+      </w:pPr>
+    </w:lvl>
+    <w:lvl w:ilvl="5" w:tplc="0409001B" w:tentative="1">
+      <w:start w:val="1"/>
+      <w:numFmt w:val="lowerRoman"/>
+      <w:lvlText w:val="%6."/>
+      <w:lvlJc w:val="right"/>
+      <w:pPr>
+        <w:ind w:left="4320" w:hanging="180"/>
+      </w:pPr>
+    </w:lvl>
+    <w:lvl w:ilvl="6" w:tplc="0409000F" w:tentative="1">
+      <w:start w:val="1"/>
+      <w:numFmt w:val="decimal"/>
+      <w:lvlText w:val="%7."/>
+      <w:lvlJc w:val="left"/>
+      <w:pPr>
+        <w:ind w:left="5040" w:hanging="360"/>
+      </w:pPr>
+    </w:lvl>
+    <w:lvl w:ilvl="7" w:tplc="04090019" w:tentative="1">
+      <w:start w:val="1"/>
+      <w:numFmt w:val="lowerLetter"/>
+      <w:lvlText w:val="%8."/>
+      <w:lvlJc w:val="left"/>
+      <w:pPr>
+        <w:ind w:left="5760" w:hanging="360"/>
+      </w:pPr>
+    </w:lvl>
+    <w:lvl w:ilvl="8" w:tplc="0409001B" w:tentative="1">
+      <w:start w:val="1"/>
+      <w:numFmt w:val="lowerRoman"/>
+      <w:lvlText w:val="%9."/>
+      <w:lvlJc w:val="right"/>
+      <w:pPr>
+        <w:ind w:left="6480" w:hanging="180"/>
+      </w:pPr>
+    </w:lvl>
+  </w:abstractNum>
   <w:num w:numId="1">
     <w:abstractNumId w:val="8"/>
   </w:num>
@@ -2260,6 +975,9 @@
   </w:num>
   <w:num w:numId="9">
     <w:abstractNumId w:val="0"/>
+  </w:num>
+  <w:num w:numId="10">
+    <w:abstractNumId w:val="9"/>
   </w:num>
 </w:numbering>
 </file>
@@ -2549,11 +1267,6 @@
     <w:lsdException w:name="Book Title" w:uiPriority="33" w:qFormat="1"/>
     <w:lsdException w:name="Bibliography" w:semiHidden="1" w:uiPriority="37" w:unhideWhenUsed="1"/>
     <w:lsdException w:name="TOC Heading" w:semiHidden="1" w:uiPriority="39" w:unhideWhenUsed="1" w:qFormat="1"/>
-    <w:lsdException w:name="Plain Table 5" w:semiHidden="1" w:unhideWhenUsed="1"/>
-    <w:lsdException w:name="Grid Table Light" w:semiHidden="1" w:unhideWhenUsed="1"/>
-    <w:lsdException w:name="Grid Table 1 Light" w:semiHidden="1" w:unhideWhenUsed="1"/>
-    <w:lsdException w:name="Grid Table 2" w:semiHidden="1" w:unhideWhenUsed="1"/>
-    <w:lsdException w:name="Grid Table 3" w:semiHidden="1" w:unhideWhenUsed="1"/>
     <w:lsdException w:name="Grid Table 4" w:uiPriority="49"/>
     <w:lsdException w:name="Grid Table 5 Dark" w:uiPriority="50"/>
     <w:lsdException w:name="Grid Table 6 Colorful" w:uiPriority="51"/>
@@ -2658,13 +1371,14 @@
   <w:style w:type="paragraph" w:default="1" w:styleId="Normal">
     <w:name w:val="Normal"/>
     <w:qFormat/>
-    <w:rsid w:val="00FC693F"/>
-    <w:pPr>
-      <w:spacing w:after="80"/>
+    <w:rsid w:val="00C95CBE"/>
+    <w:pPr>
+      <w:spacing w:after="80" w:line="360" w:lineRule="auto"/>
     </w:pPr>
     <w:rPr>
-      <w:rFonts w:ascii="Calibri" w:hAnsi="Calibri"/>
+      <w:rFonts w:ascii="Times New Roman" w:hAnsi="Times New Roman"/>
       <w:color w:val="333333"/>
+      <w:sz w:val="24"/>
     </w:rPr>
   </w:style>
   <w:style w:type="paragraph" w:styleId="Heading1">
@@ -3057,7 +1771,6 @@
       <w:iCs/>
       <w:color w:val="4F81BD" w:themeColor="accent1"/>
       <w:spacing w:val="15"/>
-      <w:sz w:val="24"/>
       <w:szCs w:val="24"/>
     </w:rPr>
   </w:style>
